--- a/plugins/omml-docx/skills/omml-docx/scripts/demo_omml.docx
+++ b/plugins/omml-docx/skills/omml-docx/scripts/demo_omml.docx
@@ -32,7 +32,6 @@
       <w:r>
         <w:rPr>
           <w:rFonts w:ascii="宋体" w:hAnsi="宋体" w:eastAsia="宋体"/>
-          <w:b w:val="0"/>
         </w:rPr>
         <w:t xml:space="preserve">当前工艺状态向量 </w:t>
       </w:r>
@@ -42,10 +41,8 @@
             <m:r>
               <m:rPr>
                 <m:sty m:val="p"/>
-              </m:rPr>
-              <w:rPr>
-                <w:rFonts w:ascii="Cambria Math" w:hAnsi="Cambria Math"/>
-              </w:rPr>
+                <m:rFonts w:ascii="Cambria Math" w:hAnsi="Cambria Math"/>
+              </m:rPr>
               <m:t xml:space="preserve">x</m:t>
             </m:r>
           </m:e>
@@ -53,10 +50,8 @@
             <m:r>
               <m:rPr>
                 <m:sty m:val="p"/>
-              </m:rPr>
-              <w:rPr>
-                <w:rFonts w:ascii="Cambria Math" w:hAnsi="Cambria Math"/>
-              </w:rPr>
+                <m:rFonts w:ascii="Cambria Math" w:hAnsi="Cambria Math"/>
+              </m:rPr>
               <m:t xml:space="preserve">t</m:t>
             </m:r>
           </m:sub>
@@ -65,7 +60,6 @@
       <w:r>
         <w:rPr>
           <w:rFonts w:ascii="宋体" w:hAnsi="宋体" w:eastAsia="宋体"/>
-          <w:b w:val="0"/>
         </w:rPr>
         <w:t xml:space="preserve"> 与工况指纹 </w:t>
       </w:r>
@@ -75,10 +69,8 @@
             <m:r>
               <m:rPr>
                 <m:sty m:val="p"/>
-              </m:rPr>
-              <w:rPr>
-                <w:rFonts w:ascii="Cambria Math" w:hAnsi="Cambria Math"/>
-              </w:rPr>
+                <m:rFonts w:ascii="Cambria Math" w:hAnsi="Cambria Math"/>
+              </m:rPr>
               <m:t xml:space="preserve">h</m:t>
             </m:r>
           </m:e>
@@ -86,10 +78,8 @@
             <m:r>
               <m:rPr>
                 <m:sty m:val="p"/>
-              </m:rPr>
-              <w:rPr>
-                <w:rFonts w:ascii="Cambria Math" w:hAnsi="Cambria Math"/>
-              </w:rPr>
+                <m:rFonts w:ascii="Cambria Math" w:hAnsi="Cambria Math"/>
+              </m:rPr>
               <m:t xml:space="preserve">t</m:t>
             </m:r>
           </m:sub>
@@ -98,7 +88,6 @@
       <w:r>
         <w:rPr>
           <w:rFonts w:ascii="宋体" w:hAnsi="宋体" w:eastAsia="宋体"/>
-          <w:b w:val="0"/>
         </w:rPr>
         <w:t xml:space="preserve"> 输入垂域大模型 </w:t>
       </w:r>
@@ -108,10 +97,8 @@
             <m:r>
               <m:rPr>
                 <m:sty m:val="p"/>
-              </m:rPr>
-              <w:rPr>
-                <w:rFonts w:ascii="Cambria Math" w:hAnsi="Cambria Math"/>
-              </w:rPr>
+                <m:rFonts w:ascii="Cambria Math" w:hAnsi="Cambria Math"/>
+              </m:rPr>
               <m:t xml:space="preserve">M</m:t>
             </m:r>
           </m:e>
@@ -119,10 +106,8 @@
             <m:r>
               <m:rPr>
                 <m:sty m:val="p"/>
-              </m:rPr>
-              <w:rPr>
-                <w:rFonts w:ascii="Cambria Math" w:hAnsi="Cambria Math"/>
-              </w:rPr>
+                <m:rFonts w:ascii="Cambria Math" w:hAnsi="Cambria Math"/>
+              </m:rPr>
               <m:t xml:space="preserve">L</m:t>
             </m:r>
           </m:sub>
@@ -131,7 +116,6 @@
       <w:r>
         <w:rPr>
           <w:rFonts w:ascii="宋体" w:hAnsi="宋体" w:eastAsia="宋体"/>
-          <w:b w:val="0"/>
         </w:rPr>
         <w:t xml:space="preserve">，生成第 k 条候选策略 </w:t>
       </w:r>
@@ -141,10 +125,8 @@
             <m:r>
               <m:rPr>
                 <m:sty m:val="p"/>
-              </m:rPr>
-              <w:rPr>
-                <w:rFonts w:ascii="Cambria Math" w:hAnsi="Cambria Math"/>
-              </w:rPr>
+                <m:rFonts w:ascii="Cambria Math" w:hAnsi="Cambria Math"/>
+              </m:rPr>
               <m:t xml:space="preserve">a</m:t>
             </m:r>
           </m:e>
@@ -152,10 +134,8 @@
             <m:r>
               <m:rPr>
                 <m:sty m:val="p"/>
-              </m:rPr>
-              <w:rPr>
-                <w:rFonts w:ascii="Cambria Math" w:hAnsi="Cambria Math"/>
-              </w:rPr>
+                <m:rFonts w:ascii="Cambria Math" w:hAnsi="Cambria Math"/>
+              </m:rPr>
               <m:t xml:space="preserve">(k)</m:t>
             </m:r>
           </m:sup>
@@ -164,7 +144,6 @@
       <w:r>
         <w:rPr>
           <w:rFonts w:ascii="宋体" w:hAnsi="宋体" w:eastAsia="宋体"/>
-          <w:b w:val="0"/>
         </w:rPr>
         <w:t xml:space="preserve">；机理模型预测下一时刻状态 </w:t>
       </w:r>
@@ -179,10 +158,8 @@
                 <m:r>
                   <m:rPr>
                     <m:sty m:val="p"/>
-                  </m:rPr>
-                  <w:rPr>
-                    <w:rFonts w:ascii="Cambria Math" w:hAnsi="Cambria Math"/>
-                  </w:rPr>
+                    <m:rFonts w:ascii="Cambria Math" w:hAnsi="Cambria Math"/>
+                  </m:rPr>
                   <m:t xml:space="preserve">x</m:t>
                 </m:r>
               </m:e>
@@ -192,10 +169,8 @@
             <m:r>
               <m:rPr>
                 <m:sty m:val="p"/>
-              </m:rPr>
-              <w:rPr>
-                <w:rFonts w:ascii="Cambria Math" w:hAnsi="Cambria Math"/>
-              </w:rPr>
+                <m:rFonts w:ascii="Cambria Math" w:hAnsi="Cambria Math"/>
+              </m:rPr>
               <m:t xml:space="preserve">t+1</m:t>
             </m:r>
           </m:sub>
@@ -204,7 +179,6 @@
       <w:r>
         <w:rPr>
           <w:rFonts w:ascii="宋体" w:hAnsi="宋体" w:eastAsia="宋体"/>
-          <w:b w:val="0"/>
         </w:rPr>
         <w:t xml:space="preserve">，残差 </w:t>
       </w:r>
@@ -214,10 +188,8 @@
             <m:r>
               <m:rPr>
                 <m:sty m:val="p"/>
-              </m:rPr>
-              <w:rPr>
-                <w:rFonts w:ascii="Cambria Math" w:hAnsi="Cambria Math"/>
-              </w:rPr>
+                <m:rFonts w:ascii="Cambria Math" w:hAnsi="Cambria Math"/>
+              </m:rPr>
               <m:t xml:space="preserve">r</m:t>
             </m:r>
           </m:e>
@@ -225,10 +197,8 @@
             <m:r>
               <m:rPr>
                 <m:sty m:val="p"/>
-              </m:rPr>
-              <w:rPr>
-                <w:rFonts w:ascii="Cambria Math" w:hAnsi="Cambria Math"/>
-              </w:rPr>
+                <m:rFonts w:ascii="Cambria Math" w:hAnsi="Cambria Math"/>
+              </m:rPr>
               <m:t xml:space="preserve">t</m:t>
             </m:r>
           </m:sub>
@@ -237,7 +207,6 @@
       <w:r>
         <w:rPr>
           <w:rFonts w:ascii="宋体" w:hAnsi="宋体" w:eastAsia="宋体"/>
-          <w:b w:val="0"/>
         </w:rPr>
         <w:t xml:space="preserve"> 的范数 </w:t>
       </w:r>
@@ -245,10 +214,8 @@
         <m:r>
           <m:rPr>
             <m:sty m:val="p"/>
-          </m:rPr>
-          <w:rPr>
-            <w:rFonts w:ascii="Cambria Math" w:hAnsi="Cambria Math"/>
-          </w:rPr>
+            <m:rFonts w:ascii="Cambria Math" w:hAnsi="Cambria Math"/>
+          </m:rPr>
           <m:t xml:space="preserve">‖</m:t>
         </m:r>
         <m:sSub>
@@ -256,10 +223,8 @@
             <m:r>
               <m:rPr>
                 <m:sty m:val="p"/>
-              </m:rPr>
-              <w:rPr>
-                <w:rFonts w:ascii="Cambria Math" w:hAnsi="Cambria Math"/>
-              </w:rPr>
+                <m:rFonts w:ascii="Cambria Math" w:hAnsi="Cambria Math"/>
+              </m:rPr>
               <m:t xml:space="preserve">r</m:t>
             </m:r>
           </m:e>
@@ -267,10 +232,8 @@
             <m:r>
               <m:rPr>
                 <m:sty m:val="p"/>
-              </m:rPr>
-              <w:rPr>
-                <w:rFonts w:ascii="Cambria Math" w:hAnsi="Cambria Math"/>
-              </w:rPr>
+                <m:rFonts w:ascii="Cambria Math" w:hAnsi="Cambria Math"/>
+              </m:rPr>
               <m:t xml:space="preserve">t</m:t>
             </m:r>
           </m:sub>
@@ -278,17 +241,14 @@
         <m:r>
           <m:rPr>
             <m:sty m:val="p"/>
-          </m:rPr>
-          <w:rPr>
-            <w:rFonts w:ascii="Cambria Math" w:hAnsi="Cambria Math"/>
-          </w:rPr>
+            <m:rFonts w:ascii="Cambria Math" w:hAnsi="Cambria Math"/>
+          </m:rPr>
           <m:t xml:space="preserve">‖</m:t>
         </m:r>
       </m:oMath>
       <w:r>
         <w:rPr>
           <w:rFonts w:ascii="宋体" w:hAnsi="宋体" w:eastAsia="宋体"/>
-          <w:b w:val="0"/>
         </w:rPr>
         <w:t xml:space="preserve"> 超过阈值时触发反思修正。</w:t>
       </w:r>
@@ -314,10 +274,8 @@
             <m:r>
               <m:rPr>
                 <m:sty m:val="p"/>
-              </m:rPr>
-              <w:rPr>
-                <w:rFonts w:ascii="Cambria Math" w:hAnsi="Cambria Math"/>
-              </w:rPr>
+                <m:rFonts w:ascii="Cambria Math" w:hAnsi="Cambria Math"/>
+              </m:rPr>
               <m:t xml:space="preserve">A</m:t>
             </m:r>
           </m:e>
@@ -325,10 +283,8 @@
             <m:r>
               <m:rPr>
                 <m:sty m:val="p"/>
-              </m:rPr>
-              <w:rPr>
-                <w:rFonts w:ascii="Cambria Math" w:hAnsi="Cambria Math"/>
-              </w:rPr>
+                <m:rFonts w:ascii="Cambria Math" w:hAnsi="Cambria Math"/>
+              </m:rPr>
               <m:t xml:space="preserve">pareto</m:t>
             </m:r>
           </m:sub>
@@ -344,10 +300,8 @@
                 <m:r>
                   <m:rPr>
                     <m:sty m:val="p"/>
-                  </m:rPr>
-                  <w:rPr>
-                    <w:rFonts w:ascii="Cambria Math" w:hAnsi="Cambria Math"/>
-                  </w:rPr>
+                    <m:rFonts w:ascii="Cambria Math" w:hAnsi="Cambria Math"/>
+                  </m:rPr>
                   <m:t xml:space="preserve">a</m:t>
                 </m:r>
               </m:e>
@@ -355,10 +309,8 @@
                 <m:r>
                   <m:rPr>
                     <m:sty m:val="p"/>
-                  </m:rPr>
-                  <w:rPr>
-                    <w:rFonts w:ascii="Cambria Math" w:hAnsi="Cambria Math"/>
-                  </w:rPr>
+                    <m:rFonts w:ascii="Cambria Math" w:hAnsi="Cambria Math"/>
+                  </m:rPr>
                   <m:t xml:space="preserve">(k)</m:t>
                 </m:r>
               </m:sup>
@@ -368,10 +320,8 @@
         <m:r>
           <m:rPr>
             <m:sty m:val="p"/>
-          </m:rPr>
-          <w:rPr>
-            <w:rFonts w:ascii="Cambria Math" w:hAnsi="Cambria Math"/>
-          </w:rPr>
+            <m:rFonts w:ascii="Cambria Math" w:hAnsi="Cambria Math"/>
+          </m:rPr>
           <m:t xml:space="preserve"> = </m:t>
         </m:r>
         <m:nary>
@@ -383,10 +333,8 @@
             <m:r>
               <m:rPr>
                 <m:sty m:val="p"/>
-              </m:rPr>
-              <w:rPr>
-                <w:rFonts w:ascii="Cambria Math" w:hAnsi="Cambria Math"/>
-              </w:rPr>
+                <m:rFonts w:ascii="Cambria Math" w:hAnsi="Cambria Math"/>
+              </m:rPr>
               <m:t xml:space="preserve">m∈{q,e,p,s}</m:t>
             </m:r>
           </m:sub>
@@ -397,10 +345,8 @@
                 <m:r>
                   <m:rPr>
                     <m:sty m:val="p"/>
-                  </m:rPr>
-                  <w:rPr>
-                    <w:rFonts w:ascii="Cambria Math" w:hAnsi="Cambria Math"/>
-                  </w:rPr>
+                    <m:rFonts w:ascii="Cambria Math" w:hAnsi="Cambria Math"/>
+                  </m:rPr>
                   <m:t xml:space="preserve">ω</m:t>
                 </m:r>
               </m:e>
@@ -408,10 +354,8 @@
                 <m:r>
                   <m:rPr>
                     <m:sty m:val="p"/>
-                  </m:rPr>
-                  <w:rPr>
-                    <w:rFonts w:ascii="Cambria Math" w:hAnsi="Cambria Math"/>
-                  </w:rPr>
+                    <m:rFonts w:ascii="Cambria Math" w:hAnsi="Cambria Math"/>
+                  </m:rPr>
                   <m:t xml:space="preserve">m</m:t>
                 </m:r>
               </m:sub>
@@ -419,10 +363,8 @@
             <m:r>
               <m:rPr>
                 <m:sty m:val="p"/>
-              </m:rPr>
-              <w:rPr>
-                <w:rFonts w:ascii="Cambria Math" w:hAnsi="Cambria Math"/>
-              </w:rPr>
+                <m:rFonts w:ascii="Cambria Math" w:hAnsi="Cambria Math"/>
+              </m:rPr>
               <m:t xml:space="preserve">·</m:t>
             </m:r>
             <m:sSub>
@@ -430,10 +372,8 @@
                 <m:r>
                   <m:rPr>
                     <m:sty m:val="p"/>
-                  </m:rPr>
-                  <w:rPr>
-                    <w:rFonts w:ascii="Cambria Math" w:hAnsi="Cambria Math"/>
-                  </w:rPr>
+                    <m:rFonts w:ascii="Cambria Math" w:hAnsi="Cambria Math"/>
+                  </m:rPr>
                   <m:t xml:space="preserve">J</m:t>
                 </m:r>
               </m:e>
@@ -441,10 +381,8 @@
                 <m:r>
                   <m:rPr>
                     <m:sty m:val="p"/>
-                  </m:rPr>
-                  <w:rPr>
-                    <w:rFonts w:ascii="Cambria Math" w:hAnsi="Cambria Math"/>
-                  </w:rPr>
+                    <m:rFonts w:ascii="Cambria Math" w:hAnsi="Cambria Math"/>
+                  </m:rPr>
                   <m:t xml:space="preserve">m</m:t>
                 </m:r>
               </m:sub>
@@ -460,10 +398,8 @@
                     <m:r>
                       <m:rPr>
                         <m:sty m:val="p"/>
+                        <m:rFonts w:ascii="Cambria Math" w:hAnsi="Cambria Math"/>
                       </m:rPr>
-                      <w:rPr>
-                        <w:rFonts w:ascii="Cambria Math" w:hAnsi="Cambria Math"/>
-                      </w:rPr>
                       <m:t xml:space="preserve">a</m:t>
                     </m:r>
                   </m:e>
@@ -471,10 +407,8 @@
                     <m:r>
                       <m:rPr>
                         <m:sty m:val="p"/>
+                        <m:rFonts w:ascii="Cambria Math" w:hAnsi="Cambria Math"/>
                       </m:rPr>
-                      <w:rPr>
-                        <w:rFonts w:ascii="Cambria Math" w:hAnsi="Cambria Math"/>
-                      </w:rPr>
                       <m:t xml:space="preserve">(k)</m:t>
                     </m:r>
                   </m:sup>
@@ -486,10 +420,8 @@
         <m:r>
           <m:rPr>
             <m:sty m:val="p"/>
-          </m:rPr>
-          <w:rPr>
-            <w:rFonts w:ascii="Cambria Math" w:hAnsi="Cambria Math"/>
-          </w:rPr>
+            <m:rFonts w:ascii="Cambria Math" w:hAnsi="Cambria Math"/>
+          </m:rPr>
           <m:t xml:space="preserve">,  </m:t>
         </m:r>
         <m:sSub>
@@ -497,10 +429,8 @@
             <m:r>
               <m:rPr>
                 <m:sty m:val="p"/>
-              </m:rPr>
-              <w:rPr>
-                <w:rFonts w:ascii="Cambria Math" w:hAnsi="Cambria Math"/>
-              </w:rPr>
+                <m:rFonts w:ascii="Cambria Math" w:hAnsi="Cambria Math"/>
+              </m:rPr>
               <m:t xml:space="preserve">Σ</m:t>
             </m:r>
           </m:e>
@@ -508,10 +438,8 @@
             <m:r>
               <m:rPr>
                 <m:sty m:val="p"/>
-              </m:rPr>
-              <w:rPr>
-                <w:rFonts w:ascii="Cambria Math" w:hAnsi="Cambria Math"/>
-              </w:rPr>
+                <m:rFonts w:ascii="Cambria Math" w:hAnsi="Cambria Math"/>
+              </m:rPr>
               <m:t xml:space="preserve">m</m:t>
             </m:r>
           </m:sub>
@@ -521,10 +449,8 @@
             <m:r>
               <m:rPr>
                 <m:sty m:val="p"/>
-              </m:rPr>
-              <w:rPr>
-                <w:rFonts w:ascii="Cambria Math" w:hAnsi="Cambria Math"/>
-              </w:rPr>
+                <m:rFonts w:ascii="Cambria Math" w:hAnsi="Cambria Math"/>
+              </m:rPr>
               <m:t xml:space="preserve">ω</m:t>
             </m:r>
           </m:e>
@@ -532,10 +458,8 @@
             <m:r>
               <m:rPr>
                 <m:sty m:val="p"/>
-              </m:rPr>
-              <w:rPr>
-                <w:rFonts w:ascii="Cambria Math" w:hAnsi="Cambria Math"/>
-              </w:rPr>
+                <m:rFonts w:ascii="Cambria Math" w:hAnsi="Cambria Math"/>
+              </m:rPr>
               <m:t xml:space="preserve">m</m:t>
             </m:r>
           </m:sub>
@@ -543,10 +467,8 @@
         <m:r>
           <m:rPr>
             <m:sty m:val="p"/>
-          </m:rPr>
-          <w:rPr>
-            <w:rFonts w:ascii="Cambria Math" w:hAnsi="Cambria Math"/>
-          </w:rPr>
+            <m:rFonts w:ascii="Cambria Math" w:hAnsi="Cambria Math"/>
+          </m:rPr>
           <m:t xml:space="preserve"> = 1, </m:t>
         </m:r>
         <m:sSub>
@@ -554,10 +476,8 @@
             <m:r>
               <m:rPr>
                 <m:sty m:val="p"/>
-              </m:rPr>
-              <w:rPr>
-                <w:rFonts w:ascii="Cambria Math" w:hAnsi="Cambria Math"/>
-              </w:rPr>
+                <m:rFonts w:ascii="Cambria Math" w:hAnsi="Cambria Math"/>
+              </m:rPr>
               <m:t xml:space="preserve">ω</m:t>
             </m:r>
           </m:e>
@@ -565,10 +485,8 @@
             <m:r>
               <m:rPr>
                 <m:sty m:val="p"/>
-              </m:rPr>
-              <w:rPr>
-                <w:rFonts w:ascii="Cambria Math" w:hAnsi="Cambria Math"/>
-              </w:rPr>
+                <m:rFonts w:ascii="Cambria Math" w:hAnsi="Cambria Math"/>
+              </m:rPr>
               <m:t xml:space="preserve">m</m:t>
             </m:r>
           </m:sub>
@@ -576,10 +494,8 @@
         <m:r>
           <m:rPr>
             <m:sty m:val="p"/>
-          </m:rPr>
-          <w:rPr>
-            <w:rFonts w:ascii="Cambria Math" w:hAnsi="Cambria Math"/>
-          </w:rPr>
+            <m:rFonts w:ascii="Cambria Math" w:hAnsi="Cambria Math"/>
+          </m:rPr>
           <m:t xml:space="preserve"> ≥ 0</m:t>
         </m:r>
       </m:oMath>
@@ -605,10 +521,8 @@
             <m:r>
               <m:rPr>
                 <m:sty m:val="p"/>
-              </m:rPr>
-              <w:rPr>
-                <w:rFonts w:ascii="Cambria Math" w:hAnsi="Cambria Math"/>
-              </w:rPr>
+                <m:rFonts w:ascii="Cambria Math" w:hAnsi="Cambria Math"/>
+              </m:rPr>
               <m:t xml:space="preserve">I</m:t>
             </m:r>
           </m:e>
@@ -616,10 +530,8 @@
             <m:r>
               <m:rPr>
                 <m:sty m:val="p"/>
-              </m:rPr>
-              <w:rPr>
-                <w:rFonts w:ascii="Cambria Math" w:hAnsi="Cambria Math"/>
-              </w:rPr>
+                <m:rFonts w:ascii="Cambria Math" w:hAnsi="Cambria Math"/>
+              </m:rPr>
               <m:t xml:space="preserve">pass</m:t>
             </m:r>
           </m:sub>
@@ -635,10 +547,8 @@
                 <m:r>
                   <m:rPr>
                     <m:sty m:val="p"/>
-                  </m:rPr>
-                  <w:rPr>
-                    <w:rFonts w:ascii="Cambria Math" w:hAnsi="Cambria Math"/>
-                  </w:rPr>
+                    <m:rFonts w:ascii="Cambria Math" w:hAnsi="Cambria Math"/>
+                  </m:rPr>
                   <m:t xml:space="preserve">a</m:t>
                 </m:r>
               </m:e>
@@ -646,10 +556,8 @@
                 <m:r>
                   <m:rPr>
                     <m:sty m:val="p"/>
-                  </m:rPr>
-                  <w:rPr>
-                    <w:rFonts w:ascii="Cambria Math" w:hAnsi="Cambria Math"/>
-                  </w:rPr>
+                    <m:rFonts w:ascii="Cambria Math" w:hAnsi="Cambria Math"/>
+                  </m:rPr>
                   <m:t xml:space="preserve">(k)</m:t>
                 </m:r>
               </m:sup>
@@ -659,19 +567,15 @@
         <m:r>
           <m:rPr>
             <m:sty m:val="p"/>
-          </m:rPr>
-          <w:rPr>
-            <w:rFonts w:ascii="Cambria Math" w:hAnsi="Cambria Math"/>
-          </w:rPr>
+            <m:rFonts w:ascii="Cambria Math" w:hAnsi="Cambria Math"/>
+          </m:rPr>
           <m:t xml:space="preserve"> = </m:t>
         </m:r>
         <m:r>
           <m:rPr>
             <m:sty m:val="b"/>
-          </m:rPr>
-          <w:rPr>
-            <w:rFonts w:ascii="Cambria Math" w:hAnsi="Cambria Math"/>
-          </w:rPr>
+            <m:rFonts w:ascii="Cambria Math" w:hAnsi="Cambria Math"/>
+          </m:rPr>
           <m:t xml:space="preserve">I</m:t>
         </m:r>
         <m:d>
@@ -685,10 +589,8 @@
                 <m:r>
                   <m:rPr>
                     <m:sty m:val="p"/>
-                  </m:rPr>
-                  <w:rPr>
-                    <w:rFonts w:ascii="Cambria Math" w:hAnsi="Cambria Math"/>
-                  </w:rPr>
+                    <m:rFonts w:ascii="Cambria Math" w:hAnsi="Cambria Math"/>
+                  </m:rPr>
                   <m:t xml:space="preserve">Viol</m:t>
                 </m:r>
               </m:e>
@@ -696,10 +598,8 @@
                 <m:r>
                   <m:rPr>
                     <m:sty m:val="p"/>
-                  </m:rPr>
-                  <w:rPr>
-                    <w:rFonts w:ascii="Cambria Math" w:hAnsi="Cambria Math"/>
-                  </w:rPr>
+                    <m:rFonts w:ascii="Cambria Math" w:hAnsi="Cambria Math"/>
+                  </m:rPr>
                   <m:t xml:space="preserve">hard</m:t>
                 </m:r>
               </m:sub>
@@ -707,10 +607,8 @@
             <m:r>
               <m:rPr>
                 <m:sty m:val="p"/>
-              </m:rPr>
-              <w:rPr>
-                <w:rFonts w:ascii="Cambria Math" w:hAnsi="Cambria Math"/>
-              </w:rPr>
+                <m:rFonts w:ascii="Cambria Math" w:hAnsi="Cambria Math"/>
+              </m:rPr>
               <m:t xml:space="preserve"> = 0</m:t>
             </m:r>
           </m:e>
@@ -718,19 +616,15 @@
         <m:r>
           <m:rPr>
             <m:sty m:val="p"/>
-          </m:rPr>
-          <w:rPr>
-            <w:rFonts w:ascii="Cambria Math" w:hAnsi="Cambria Math"/>
-          </w:rPr>
+            <m:rFonts w:ascii="Cambria Math" w:hAnsi="Cambria Math"/>
+          </m:rPr>
           <m:t xml:space="preserve">·</m:t>
         </m:r>
         <m:r>
           <m:rPr>
             <m:sty m:val="b"/>
-          </m:rPr>
-          <w:rPr>
-            <w:rFonts w:ascii="Cambria Math" w:hAnsi="Cambria Math"/>
-          </w:rPr>
+            <m:rFonts w:ascii="Cambria Math" w:hAnsi="Cambria Math"/>
+          </m:rPr>
           <m:t xml:space="preserve">I</m:t>
         </m:r>
         <m:d>
@@ -744,10 +638,8 @@
                 <m:r>
                   <m:rPr>
                     <m:sty m:val="p"/>
-                  </m:rPr>
-                  <w:rPr>
-                    <w:rFonts w:ascii="Cambria Math" w:hAnsi="Cambria Math"/>
-                  </w:rPr>
+                    <m:rFonts w:ascii="Cambria Math" w:hAnsi="Cambria Math"/>
+                  </m:rPr>
                   <m:t xml:space="preserve">Viol</m:t>
                 </m:r>
               </m:e>
@@ -755,10 +647,8 @@
                 <m:r>
                   <m:rPr>
                     <m:sty m:val="p"/>
-                  </m:rPr>
-                  <w:rPr>
-                    <w:rFonts w:ascii="Cambria Math" w:hAnsi="Cambria Math"/>
-                  </w:rPr>
+                    <m:rFonts w:ascii="Cambria Math" w:hAnsi="Cambria Math"/>
+                  </m:rPr>
                   <m:t xml:space="preserve">soft</m:t>
                 </m:r>
               </m:sub>
@@ -766,10 +656,8 @@
             <m:r>
               <m:rPr>
                 <m:sty m:val="p"/>
-              </m:rPr>
-              <w:rPr>
-                <w:rFonts w:ascii="Cambria Math" w:hAnsi="Cambria Math"/>
-              </w:rPr>
+                <m:rFonts w:ascii="Cambria Math" w:hAnsi="Cambria Math"/>
+              </m:rPr>
               <m:t xml:space="preserve"> ≤ </m:t>
             </m:r>
             <m:sSub>
@@ -777,10 +665,8 @@
                 <m:r>
                   <m:rPr>
                     <m:sty m:val="p"/>
-                  </m:rPr>
-                  <w:rPr>
-                    <w:rFonts w:ascii="Cambria Math" w:hAnsi="Cambria Math"/>
-                  </w:rPr>
+                    <m:rFonts w:ascii="Cambria Math" w:hAnsi="Cambria Math"/>
+                  </m:rPr>
                   <m:t xml:space="preserve">τ</m:t>
                 </m:r>
               </m:e>
@@ -788,10 +674,8 @@
                 <m:r>
                   <m:rPr>
                     <m:sty m:val="p"/>
-                  </m:rPr>
-                  <w:rPr>
-                    <w:rFonts w:ascii="Cambria Math" w:hAnsi="Cambria Math"/>
-                  </w:rPr>
+                    <m:rFonts w:ascii="Cambria Math" w:hAnsi="Cambria Math"/>
+                  </m:rPr>
                   <m:t xml:space="preserve">soft</m:t>
                 </m:r>
               </m:sub>
@@ -801,19 +685,15 @@
         <m:r>
           <m:rPr>
             <m:sty m:val="p"/>
-          </m:rPr>
-          <w:rPr>
-            <w:rFonts w:ascii="Cambria Math" w:hAnsi="Cambria Math"/>
-          </w:rPr>
+            <m:rFonts w:ascii="Cambria Math" w:hAnsi="Cambria Math"/>
+          </m:rPr>
           <m:t xml:space="preserve">·</m:t>
         </m:r>
         <m:r>
           <m:rPr>
             <m:sty m:val="b"/>
-          </m:rPr>
-          <w:rPr>
-            <w:rFonts w:ascii="Cambria Math" w:hAnsi="Cambria Math"/>
-          </w:rPr>
+            <m:rFonts w:ascii="Cambria Math" w:hAnsi="Cambria Math"/>
+          </m:rPr>
           <m:t xml:space="preserve">I</m:t>
         </m:r>
         <m:d>
@@ -827,10 +707,8 @@
                 <m:r>
                   <m:rPr>
                     <m:sty m:val="p"/>
-                  </m:rPr>
-                  <w:rPr>
-                    <w:rFonts w:ascii="Cambria Math" w:hAnsi="Cambria Math"/>
-                  </w:rPr>
+                    <m:rFonts w:ascii="Cambria Math" w:hAnsi="Cambria Math"/>
+                  </m:rPr>
                   <m:t xml:space="preserve">A</m:t>
                 </m:r>
               </m:e>
@@ -838,10 +716,8 @@
                 <m:r>
                   <m:rPr>
                     <m:sty m:val="p"/>
-                  </m:rPr>
-                  <w:rPr>
-                    <w:rFonts w:ascii="Cambria Math" w:hAnsi="Cambria Math"/>
-                  </w:rPr>
+                    <m:rFonts w:ascii="Cambria Math" w:hAnsi="Cambria Math"/>
+                  </m:rPr>
                   <m:t xml:space="preserve">pareto</m:t>
                 </m:r>
               </m:sub>
@@ -849,10 +725,8 @@
             <m:r>
               <m:rPr>
                 <m:sty m:val="p"/>
-              </m:rPr>
-              <w:rPr>
-                <w:rFonts w:ascii="Cambria Math" w:hAnsi="Cambria Math"/>
-              </w:rPr>
+                <m:rFonts w:ascii="Cambria Math" w:hAnsi="Cambria Math"/>
+              </m:rPr>
               <m:t xml:space="preserve"> ≥ </m:t>
             </m:r>
             <m:sSub>
@@ -860,10 +734,8 @@
                 <m:r>
                   <m:rPr>
                     <m:sty m:val="p"/>
-                  </m:rPr>
-                  <w:rPr>
-                    <w:rFonts w:ascii="Cambria Math" w:hAnsi="Cambria Math"/>
-                  </w:rPr>
+                    <m:rFonts w:ascii="Cambria Math" w:hAnsi="Cambria Math"/>
+                  </m:rPr>
                   <m:t xml:space="preserve">A</m:t>
                 </m:r>
               </m:e>
@@ -871,10 +743,8 @@
                 <m:r>
                   <m:rPr>
                     <m:sty m:val="p"/>
-                  </m:rPr>
-                  <w:rPr>
-                    <w:rFonts w:ascii="Cambria Math" w:hAnsi="Cambria Math"/>
-                  </w:rPr>
+                    <m:rFonts w:ascii="Cambria Math" w:hAnsi="Cambria Math"/>
+                  </m:rPr>
                   <m:t xml:space="preserve">min</m:t>
                 </m:r>
               </m:sub>
@@ -904,10 +774,8 @@
             <m:r>
               <m:rPr>
                 <m:sty m:val="p"/>
-              </m:rPr>
-              <w:rPr>
-                <w:rFonts w:ascii="Cambria Math" w:hAnsi="Cambria Math"/>
-              </w:rPr>
+                <m:rFonts w:ascii="Cambria Math" w:hAnsi="Cambria Math"/>
+              </m:rPr>
               <m:t xml:space="preserve">∂x</m:t>
             </m:r>
           </m:num>
@@ -915,10 +783,8 @@
             <m:r>
               <m:rPr>
                 <m:sty m:val="p"/>
-              </m:rPr>
-              <w:rPr>
-                <w:rFonts w:ascii="Cambria Math" w:hAnsi="Cambria Math"/>
-              </w:rPr>
+                <m:rFonts w:ascii="Cambria Math" w:hAnsi="Cambria Math"/>
+              </m:rPr>
               <m:t xml:space="preserve">∂t</m:t>
             </m:r>
           </m:den>
@@ -926,10 +792,8 @@
         <m:r>
           <m:rPr>
             <m:sty m:val="p"/>
-          </m:rPr>
-          <w:rPr>
-            <w:rFonts w:ascii="Cambria Math" w:hAnsi="Cambria Math"/>
-          </w:rPr>
+            <m:rFonts w:ascii="Cambria Math" w:hAnsi="Cambria Math"/>
+          </m:rPr>
           <m:t xml:space="preserve"> = </m:t>
         </m:r>
         <m:frac>
@@ -939,10 +803,8 @@
                 <m:r>
                   <m:rPr>
                     <m:sty m:val="p"/>
-                  </m:rPr>
-                  <w:rPr>
-                    <w:rFonts w:ascii="Cambria Math" w:hAnsi="Cambria Math"/>
-                  </w:rPr>
+                    <m:rFonts w:ascii="Cambria Math" w:hAnsi="Cambria Math"/>
+                  </m:rPr>
                   <m:t xml:space="preserve">F</m:t>
                 </m:r>
               </m:e>
@@ -950,10 +812,8 @@
                 <m:r>
                   <m:rPr>
                     <m:sty m:val="p"/>
-                  </m:rPr>
-                  <w:rPr>
-                    <w:rFonts w:ascii="Cambria Math" w:hAnsi="Cambria Math"/>
-                  </w:rPr>
+                    <m:rFonts w:ascii="Cambria Math" w:hAnsi="Cambria Math"/>
+                  </m:rPr>
                   <m:t xml:space="preserve">b</m:t>
                 </m:r>
               </m:sub>
@@ -965,10 +825,8 @@
                 <m:r>
                   <m:rPr>
                     <m:sty m:val="p"/>
-                  </m:rPr>
-                  <w:rPr>
-                    <w:rFonts w:ascii="Cambria Math" w:hAnsi="Cambria Math"/>
-                  </w:rPr>
+                    <m:rFonts w:ascii="Cambria Math" w:hAnsi="Cambria Math"/>
+                  </m:rPr>
                   <m:t xml:space="preserve">M</m:t>
                 </m:r>
               </m:e>
@@ -976,10 +834,8 @@
                 <m:r>
                   <m:rPr>
                     <m:sty m:val="p"/>
-                  </m:rPr>
-                  <w:rPr>
-                    <w:rFonts w:ascii="Cambria Math" w:hAnsi="Cambria Math"/>
-                  </w:rPr>
+                    <m:rFonts w:ascii="Cambria Math" w:hAnsi="Cambria Math"/>
+                  </m:rPr>
                   <m:t xml:space="preserve">s</m:t>
                 </m:r>
               </m:sub>
@@ -1015,10 +871,8 @@
                 <m:r>
                   <m:rPr>
                     <m:sty m:val="p"/>
-                  </m:rPr>
-                  <w:rPr>
-                    <w:rFonts w:ascii="Cambria Math" w:hAnsi="Cambria Math"/>
-                  </w:rPr>
+                    <m:rFonts w:ascii="Cambria Math" w:hAnsi="Cambria Math"/>
+                  </m:rPr>
                   <m:t xml:space="preserve">m</m:t>
                 </m:r>
               </m:e>
@@ -1026,10 +880,8 @@
                 <m:r>
                   <m:rPr>
                     <m:sty m:val="p"/>
-                  </m:rPr>
-                  <w:rPr>
-                    <w:rFonts w:ascii="Cambria Math" w:hAnsi="Cambria Math"/>
-                  </w:rPr>
+                    <m:rFonts w:ascii="Cambria Math" w:hAnsi="Cambria Math"/>
+                  </m:rPr>
                   <m:t xml:space="preserve"/>
                 </m:r>
               </m:sub>
@@ -1037,10 +889,8 @@
             <m:r>
               <m:rPr>
                 <m:sty m:val="p"/>
-              </m:rPr>
-              <w:rPr>
-                <w:rFonts w:ascii="Cambria Math" w:hAnsi="Cambria Math"/>
-              </w:rPr>
+                <m:rFonts w:ascii="Cambria Math" w:hAnsi="Cambria Math"/>
+              </m:rPr>
               <m:t xml:space="preserve">=1</m:t>
             </m:r>
           </m:sub>
@@ -1048,10 +898,8 @@
             <m:r>
               <m:rPr>
                 <m:sty m:val="p"/>
-              </m:rPr>
-              <w:rPr>
-                <w:rFonts w:ascii="Cambria Math" w:hAnsi="Cambria Math"/>
-              </w:rPr>
+                <m:rFonts w:ascii="Cambria Math" w:hAnsi="Cambria Math"/>
+              </m:rPr>
               <m:t xml:space="preserve">K</m:t>
             </m:r>
           </m:sup>
@@ -1061,10 +909,8 @@
                 <m:r>
                   <m:rPr>
                     <m:sty m:val="p"/>
-                  </m:rPr>
-                  <w:rPr>
-                    <w:rFonts w:ascii="Cambria Math" w:hAnsi="Cambria Math"/>
-                  </w:rPr>
+                    <m:rFonts w:ascii="Cambria Math" w:hAnsi="Cambria Math"/>
+                  </m:rPr>
                   <m:t xml:space="preserve">ω</m:t>
                 </m:r>
               </m:e>
@@ -1072,10 +918,8 @@
                 <m:r>
                   <m:rPr>
                     <m:sty m:val="p"/>
-                  </m:rPr>
-                  <w:rPr>
-                    <w:rFonts w:ascii="Cambria Math" w:hAnsi="Cambria Math"/>
-                  </w:rPr>
+                    <m:rFonts w:ascii="Cambria Math" w:hAnsi="Cambria Math"/>
+                  </m:rPr>
                   <m:t xml:space="preserve">m</m:t>
                 </m:r>
               </m:sub>
@@ -1083,10 +927,8 @@
             <m:r>
               <m:rPr>
                 <m:sty m:val="p"/>
-              </m:rPr>
-              <w:rPr>
-                <w:rFonts w:ascii="Cambria Math" w:hAnsi="Cambria Math"/>
-              </w:rPr>
+                <m:rFonts w:ascii="Cambria Math" w:hAnsi="Cambria Math"/>
+              </m:rPr>
               <m:t xml:space="preserve">·</m:t>
             </m:r>
             <m:sSub>
@@ -1094,10 +936,8 @@
                 <m:r>
                   <m:rPr>
                     <m:sty m:val="p"/>
-                  </m:rPr>
-                  <w:rPr>
-                    <w:rFonts w:ascii="Cambria Math" w:hAnsi="Cambria Math"/>
-                  </w:rPr>
+                    <m:rFonts w:ascii="Cambria Math" w:hAnsi="Cambria Math"/>
+                  </m:rPr>
                   <m:t xml:space="preserve">J</m:t>
                 </m:r>
               </m:e>
@@ -1105,10 +945,8 @@
                 <m:r>
                   <m:rPr>
                     <m:sty m:val="p"/>
-                  </m:rPr>
-                  <w:rPr>
-                    <w:rFonts w:ascii="Cambria Math" w:hAnsi="Cambria Math"/>
-                  </w:rPr>
+                    <m:rFonts w:ascii="Cambria Math" w:hAnsi="Cambria Math"/>
+                  </m:rPr>
                   <m:t xml:space="preserve">m</m:t>
                 </m:r>
               </m:sub>
@@ -1131,10 +969,8 @@
             <m:r>
               <m:rPr>
                 <m:sty m:val="p"/>
-              </m:rPr>
-              <w:rPr>
-                <w:rFonts w:ascii="Cambria Math" w:hAnsi="Cambria Math"/>
-              </w:rPr>
+                <m:rFonts w:ascii="Cambria Math" w:hAnsi="Cambria Math"/>
+              </m:rPr>
               <m:t xml:space="preserve">0</m:t>
             </m:r>
           </m:sub>
@@ -1142,10 +978,8 @@
             <m:r>
               <m:rPr>
                 <m:sty m:val="p"/>
-              </m:rPr>
-              <w:rPr>
-                <w:rFonts w:ascii="Cambria Math" w:hAnsi="Cambria Math"/>
-              </w:rPr>
+                <m:rFonts w:ascii="Cambria Math" w:hAnsi="Cambria Math"/>
+              </m:rPr>
               <m:t xml:space="preserve">∞</m:t>
             </m:r>
           </m:sup>
@@ -1153,19 +987,15 @@
             <m:r>
               <m:rPr>
                 <m:sty m:val="p"/>
-              </m:rPr>
-              <w:rPr>
-                <w:rFonts w:ascii="Cambria Math" w:hAnsi="Cambria Math"/>
-              </w:rPr>
+                <m:rFonts w:ascii="Cambria Math" w:hAnsi="Cambria Math"/>
+              </m:rPr>
               <m:t xml:space="preserve">f(t)</m:t>
             </m:r>
             <m:r>
               <m:rPr>
                 <m:sty m:val="p"/>
-              </m:rPr>
-              <w:rPr>
-                <w:rFonts w:ascii="Cambria Math" w:hAnsi="Cambria Math"/>
-              </w:rPr>
+                <m:rFonts w:ascii="Cambria Math" w:hAnsi="Cambria Math"/>
+              </m:rPr>
               <m:t xml:space="preserve"> dt</m:t>
             </m:r>
           </m:e>
@@ -1193,10 +1023,8 @@
             <m:r>
               <m:rPr>
                 <m:sty m:val="p"/>
-              </m:rPr>
-              <w:rPr>
-                <w:rFonts w:ascii="Cambria Math" w:hAnsi="Cambria Math"/>
-              </w:rPr>
+                <m:rFonts w:ascii="Cambria Math" w:hAnsi="Cambria Math"/>
+              </m:rPr>
               <m:t xml:space="preserve">x</m:t>
             </m:r>
           </m:e>
@@ -1204,10 +1032,8 @@
             <m:r>
               <m:rPr>
                 <m:sty m:val="p"/>
-              </m:rPr>
-              <w:rPr>
-                <w:rFonts w:ascii="Cambria Math" w:hAnsi="Cambria Math"/>
-              </w:rPr>
+                <m:rFonts w:ascii="Cambria Math" w:hAnsi="Cambria Math"/>
+              </m:rPr>
               <m:t xml:space="preserve">t</m:t>
             </m:r>
           </m:sub>
@@ -1215,10 +1041,8 @@
             <m:r>
               <m:rPr>
                 <m:sty m:val="p"/>
-              </m:rPr>
-              <w:rPr>
-                <w:rFonts w:ascii="Cambria Math" w:hAnsi="Cambria Math"/>
-              </w:rPr>
+                <m:rFonts w:ascii="Cambria Math" w:hAnsi="Cambria Math"/>
+              </m:rPr>
               <m:t xml:space="preserve">max</m:t>
             </m:r>
           </m:sup>
@@ -1226,10 +1050,8 @@
         <m:r>
           <m:rPr>
             <m:sty m:val="p"/>
-          </m:rPr>
-          <w:rPr>
-            <w:rFonts w:ascii="Cambria Math" w:hAnsi="Cambria Math"/>
-          </w:rPr>
+            <m:rFonts w:ascii="Cambria Math" w:hAnsi="Cambria Math"/>
+          </m:rPr>
           <m:t xml:space="preserve"> ∈ </m:t>
         </m:r>
         <m:d>
@@ -1241,28 +1063,22 @@
             <m:r>
               <m:rPr>
                 <m:sty m:val="p"/>
-              </m:rPr>
-              <w:rPr>
-                <w:rFonts w:ascii="Cambria Math" w:hAnsi="Cambria Math"/>
-              </w:rPr>
+                <m:rFonts w:ascii="Cambria Math" w:hAnsi="Cambria Math"/>
+              </m:rPr>
               <m:t xml:space="preserve">0</m:t>
             </m:r>
             <m:r>
               <m:rPr>
                 <m:sty m:val="p"/>
-              </m:rPr>
-              <w:rPr>
-                <w:rFonts w:ascii="Cambria Math" w:hAnsi="Cambria Math"/>
-              </w:rPr>
+                <m:rFonts w:ascii="Cambria Math" w:hAnsi="Cambria Math"/>
+              </m:rPr>
               <m:t xml:space="preserve">, </m:t>
             </m:r>
             <m:r>
               <m:rPr>
                 <m:sty m:val="p"/>
-              </m:rPr>
-              <w:rPr>
-                <w:rFonts w:ascii="Cambria Math" w:hAnsi="Cambria Math"/>
-              </w:rPr>
+                <m:rFonts w:ascii="Cambria Math" w:hAnsi="Cambria Math"/>
+              </m:rPr>
               <m:t xml:space="preserve">1</m:t>
             </m:r>
           </m:e>
@@ -1290,10 +1106,8 @@
             <m:r>
               <m:rPr>
                 <m:sty m:val="p"/>
-              </m:rPr>
-              <w:rPr>
-                <w:rFonts w:ascii="Cambria Math" w:hAnsi="Cambria Math"/>
-              </w:rPr>
+                <m:rFonts w:ascii="Cambria Math" w:hAnsi="Cambria Math"/>
+              </m:rPr>
               <m:t xml:space="preserve">L</m:t>
             </m:r>
           </m:e>
@@ -1301,10 +1115,8 @@
             <m:r>
               <m:rPr>
                 <m:sty m:val="p"/>
-              </m:rPr>
-              <w:rPr>
-                <w:rFonts w:ascii="Cambria Math" w:hAnsi="Cambria Math"/>
-              </w:rPr>
+                <m:rFonts w:ascii="Cambria Math" w:hAnsi="Cambria Math"/>
+              </m:rPr>
               <m:t xml:space="preserve">gen</m:t>
             </m:r>
           </m:sub>
@@ -1312,10 +1124,8 @@
         <m:r>
           <m:rPr>
             <m:sty m:val="p"/>
-          </m:rPr>
-          <w:rPr>
-            <w:rFonts w:ascii="Cambria Math" w:hAnsi="Cambria Math"/>
-          </w:rPr>
+            <m:rFonts w:ascii="Cambria Math" w:hAnsi="Cambria Math"/>
+          </m:rPr>
           <m:t xml:space="preserve"> = </m:t>
         </m:r>
         <m:sSub>
@@ -1323,10 +1133,8 @@
             <m:r>
               <m:rPr>
                 <m:sty m:val="p"/>
-              </m:rPr>
-              <w:rPr>
-                <w:rFonts w:ascii="Cambria Math" w:hAnsi="Cambria Math"/>
-              </w:rPr>
+                <m:rFonts w:ascii="Cambria Math" w:hAnsi="Cambria Math"/>
+              </m:rPr>
               <m:t xml:space="preserve">λ</m:t>
             </m:r>
           </m:e>
@@ -1334,10 +1142,8 @@
             <m:r>
               <m:rPr>
                 <m:sty m:val="p"/>
-              </m:rPr>
-              <w:rPr>
-                <w:rFonts w:ascii="Cambria Math" w:hAnsi="Cambria Math"/>
-              </w:rPr>
+                <m:rFonts w:ascii="Cambria Math" w:hAnsi="Cambria Math"/>
+              </m:rPr>
               <m:t xml:space="preserve">q</m:t>
             </m:r>
           </m:sub>
@@ -1345,10 +1151,8 @@
         <m:r>
           <m:rPr>
             <m:sty m:val="p"/>
-          </m:rPr>
-          <w:rPr>
-            <w:rFonts w:ascii="Cambria Math" w:hAnsi="Cambria Math"/>
-          </w:rPr>
+            <m:rFonts w:ascii="Cambria Math" w:hAnsi="Cambria Math"/>
+          </m:rPr>
           <m:t xml:space="preserve">·</m:t>
         </m:r>
         <m:sSub>
@@ -1356,10 +1160,8 @@
             <m:r>
               <m:rPr>
                 <m:sty m:val="p"/>
-              </m:rPr>
-              <w:rPr>
-                <w:rFonts w:ascii="Cambria Math" w:hAnsi="Cambria Math"/>
-              </w:rPr>
+                <m:rFonts w:ascii="Cambria Math" w:hAnsi="Cambria Math"/>
+              </m:rPr>
               <m:t xml:space="preserve">q</m:t>
             </m:r>
           </m:e>
@@ -1367,10 +1169,8 @@
             <m:r>
               <m:rPr>
                 <m:sty m:val="p"/>
-              </m:rPr>
-              <w:rPr>
-                <w:rFonts w:ascii="Cambria Math" w:hAnsi="Cambria Math"/>
-              </w:rPr>
+                <m:rFonts w:ascii="Cambria Math" w:hAnsi="Cambria Math"/>
+              </m:rPr>
               <m:t xml:space="preserve">q</m:t>
             </m:r>
           </m:sub>
@@ -1378,10 +1178,8 @@
         <m:r>
           <m:rPr>
             <m:sty m:val="p"/>
-          </m:rPr>
-          <w:rPr>
-            <w:rFonts w:ascii="Cambria Math" w:hAnsi="Cambria Math"/>
-          </w:rPr>
+            <m:rFonts w:ascii="Cambria Math" w:hAnsi="Cambria Math"/>
+          </m:rPr>
           <m:t xml:space="preserve"> + </m:t>
         </m:r>
         <m:sSub>
@@ -1389,10 +1187,8 @@
             <m:r>
               <m:rPr>
                 <m:sty m:val="p"/>
-              </m:rPr>
-              <w:rPr>
-                <w:rFonts w:ascii="Cambria Math" w:hAnsi="Cambria Math"/>
-              </w:rPr>
+                <m:rFonts w:ascii="Cambria Math" w:hAnsi="Cambria Math"/>
+              </m:rPr>
               <m:t xml:space="preserve">λ</m:t>
             </m:r>
           </m:e>
@@ -1400,10 +1196,8 @@
             <m:r>
               <m:rPr>
                 <m:sty m:val="p"/>
-              </m:rPr>
-              <w:rPr>
-                <w:rFonts w:ascii="Cambria Math" w:hAnsi="Cambria Math"/>
-              </w:rPr>
+                <m:rFonts w:ascii="Cambria Math" w:hAnsi="Cambria Math"/>
+              </m:rPr>
               <m:t xml:space="preserve">e</m:t>
             </m:r>
           </m:sub>
@@ -1411,10 +1205,8 @@
         <m:r>
           <m:rPr>
             <m:sty m:val="p"/>
-          </m:rPr>
-          <w:rPr>
-            <w:rFonts w:ascii="Cambria Math" w:hAnsi="Cambria Math"/>
-          </w:rPr>
+            <m:rFonts w:ascii="Cambria Math" w:hAnsi="Cambria Math"/>
+          </m:rPr>
           <m:t xml:space="preserve">·</m:t>
         </m:r>
         <m:sSub>
@@ -1422,10 +1214,8 @@
             <m:r>
               <m:rPr>
                 <m:sty m:val="p"/>
-              </m:rPr>
-              <w:rPr>
-                <w:rFonts w:ascii="Cambria Math" w:hAnsi="Cambria Math"/>
-              </w:rPr>
+                <m:rFonts w:ascii="Cambria Math" w:hAnsi="Cambria Math"/>
+              </m:rPr>
               <m:t xml:space="preserve">e</m:t>
             </m:r>
           </m:e>
@@ -1433,10 +1223,8 @@
             <m:r>
               <m:rPr>
                 <m:sty m:val="p"/>
-              </m:rPr>
-              <w:rPr>
-                <w:rFonts w:ascii="Cambria Math" w:hAnsi="Cambria Math"/>
-              </w:rPr>
+                <m:rFonts w:ascii="Cambria Math" w:hAnsi="Cambria Math"/>
+              </m:rPr>
               <m:t xml:space="preserve">e</m:t>
             </m:r>
           </m:sub>
@@ -1444,10 +1232,8 @@
         <m:r>
           <m:rPr>
             <m:sty m:val="p"/>
-          </m:rPr>
-          <w:rPr>
-            <w:rFonts w:ascii="Cambria Math" w:hAnsi="Cambria Math"/>
-          </w:rPr>
+            <m:rFonts w:ascii="Cambria Math" w:hAnsi="Cambria Math"/>
+          </m:rPr>
           <m:t xml:space="preserve"> + </m:t>
         </m:r>
         <m:sSub>
@@ -1455,10 +1241,8 @@
             <m:r>
               <m:rPr>
                 <m:sty m:val="p"/>
-              </m:rPr>
-              <w:rPr>
-                <w:rFonts w:ascii="Cambria Math" w:hAnsi="Cambria Math"/>
-              </w:rPr>
+                <m:rFonts w:ascii="Cambria Math" w:hAnsi="Cambria Math"/>
+              </m:rPr>
               <m:t xml:space="preserve">λ</m:t>
             </m:r>
           </m:e>
@@ -1466,10 +1250,8 @@
             <m:r>
               <m:rPr>
                 <m:sty m:val="p"/>
-              </m:rPr>
-              <w:rPr>
-                <w:rFonts w:ascii="Cambria Math" w:hAnsi="Cambria Math"/>
-              </w:rPr>
+                <m:rFonts w:ascii="Cambria Math" w:hAnsi="Cambria Math"/>
+              </m:rPr>
               <m:t xml:space="preserve">p</m:t>
             </m:r>
           </m:sub>
@@ -1477,10 +1259,8 @@
         <m:r>
           <m:rPr>
             <m:sty m:val="p"/>
-          </m:rPr>
-          <w:rPr>
-            <w:rFonts w:ascii="Cambria Math" w:hAnsi="Cambria Math"/>
-          </w:rPr>
+            <m:rFonts w:ascii="Cambria Math" w:hAnsi="Cambria Math"/>
+          </m:rPr>
           <m:t xml:space="preserve">·</m:t>
         </m:r>
         <m:sSub>
@@ -1488,10 +1268,8 @@
             <m:r>
               <m:rPr>
                 <m:sty m:val="p"/>
-              </m:rPr>
-              <w:rPr>
-                <w:rFonts w:ascii="Cambria Math" w:hAnsi="Cambria Math"/>
-              </w:rPr>
+                <m:rFonts w:ascii="Cambria Math" w:hAnsi="Cambria Math"/>
+              </m:rPr>
               <m:t xml:space="preserve">p</m:t>
             </m:r>
           </m:e>
@@ -1499,10 +1277,8 @@
             <m:r>
               <m:rPr>
                 <m:sty m:val="p"/>
-              </m:rPr>
-              <w:rPr>
-                <w:rFonts w:ascii="Cambria Math" w:hAnsi="Cambria Math"/>
-              </w:rPr>
+                <m:rFonts w:ascii="Cambria Math" w:hAnsi="Cambria Math"/>
+              </m:rPr>
               <m:t xml:space="preserve">p</m:t>
             </m:r>
           </m:sub>
@@ -1510,10 +1286,8 @@
         <m:r>
           <m:rPr>
             <m:sty m:val="p"/>
-          </m:rPr>
-          <w:rPr>
-            <w:rFonts w:ascii="Cambria Math" w:hAnsi="Cambria Math"/>
-          </w:rPr>
+            <m:rFonts w:ascii="Cambria Math" w:hAnsi="Cambria Math"/>
+          </m:rPr>
           <m:t xml:space="preserve"> + </m:t>
         </m:r>
         <m:sSub>
@@ -1521,10 +1295,8 @@
             <m:r>
               <m:rPr>
                 <m:sty m:val="p"/>
-              </m:rPr>
-              <w:rPr>
-                <w:rFonts w:ascii="Cambria Math" w:hAnsi="Cambria Math"/>
-              </w:rPr>
+                <m:rFonts w:ascii="Cambria Math" w:hAnsi="Cambria Math"/>
+              </m:rPr>
               <m:t xml:space="preserve">λ</m:t>
             </m:r>
           </m:e>
@@ -1532,10 +1304,8 @@
             <m:r>
               <m:rPr>
                 <m:sty m:val="p"/>
-              </m:rPr>
-              <w:rPr>
-                <w:rFonts w:ascii="Cambria Math" w:hAnsi="Cambria Math"/>
-              </w:rPr>
+                <m:rFonts w:ascii="Cambria Math" w:hAnsi="Cambria Math"/>
+              </m:rPr>
               <m:t xml:space="preserve">s</m:t>
             </m:r>
           </m:sub>
@@ -1543,10 +1313,8 @@
         <m:r>
           <m:rPr>
             <m:sty m:val="p"/>
-          </m:rPr>
-          <w:rPr>
-            <w:rFonts w:ascii="Cambria Math" w:hAnsi="Cambria Math"/>
-          </w:rPr>
+            <m:rFonts w:ascii="Cambria Math" w:hAnsi="Cambria Math"/>
+          </m:rPr>
           <m:t xml:space="preserve">·</m:t>
         </m:r>
         <m:sSub>
@@ -1554,10 +1322,8 @@
             <m:r>
               <m:rPr>
                 <m:sty m:val="p"/>
-              </m:rPr>
-              <w:rPr>
-                <w:rFonts w:ascii="Cambria Math" w:hAnsi="Cambria Math"/>
-              </w:rPr>
+                <m:rFonts w:ascii="Cambria Math" w:hAnsi="Cambria Math"/>
+              </m:rPr>
               <m:t xml:space="preserve">s</m:t>
             </m:r>
           </m:e>
@@ -1565,10 +1331,8 @@
             <m:r>
               <m:rPr>
                 <m:sty m:val="p"/>
-              </m:rPr>
-              <w:rPr>
-                <w:rFonts w:ascii="Cambria Math" w:hAnsi="Cambria Math"/>
-              </w:rPr>
+                <m:rFonts w:ascii="Cambria Math" w:hAnsi="Cambria Math"/>
+              </m:rPr>
               <m:t xml:space="preserve">s</m:t>
             </m:r>
           </m:sub>
@@ -1594,10 +1358,8 @@
         <m:r>
           <m:rPr>
             <m:sty m:val="p"/>
-          </m:rPr>
-          <w:rPr>
-            <w:rFonts w:ascii="Cambria Math" w:hAnsi="Cambria Math"/>
-          </w:rPr>
+            <m:rFonts w:ascii="Cambria Math" w:hAnsi="Cambria Math"/>
+          </m:rPr>
           <m:t xml:space="preserve">Match</m:t>
         </m:r>
         <m:d>
@@ -1611,10 +1373,8 @@
                 <m:r>
                   <m:rPr>
                     <m:sty m:val="p"/>
-                  </m:rPr>
-                  <w:rPr>
-                    <w:rFonts w:ascii="Cambria Math" w:hAnsi="Cambria Math"/>
-                  </w:rPr>
+                    <m:rFonts w:ascii="Cambria Math" w:hAnsi="Cambria Math"/>
+                  </m:rPr>
                   <m:t xml:space="preserve">h</m:t>
                 </m:r>
               </m:e>
@@ -1622,10 +1382,8 @@
                 <m:r>
                   <m:rPr>
                     <m:sty m:val="p"/>
-                  </m:rPr>
-                  <w:rPr>
-                    <w:rFonts w:ascii="Cambria Math" w:hAnsi="Cambria Math"/>
-                  </w:rPr>
+                    <m:rFonts w:ascii="Cambria Math" w:hAnsi="Cambria Math"/>
+                  </m:rPr>
                   <m:t xml:space="preserve">t</m:t>
                 </m:r>
               </m:sub>
@@ -1633,10 +1391,8 @@
             <m:r>
               <m:rPr>
                 <m:sty m:val="p"/>
-              </m:rPr>
-              <w:rPr>
-                <w:rFonts w:ascii="Cambria Math" w:hAnsi="Cambria Math"/>
-              </w:rPr>
+                <m:rFonts w:ascii="Cambria Math" w:hAnsi="Cambria Math"/>
+              </m:rPr>
               <m:t xml:space="preserve">, </m:t>
             </m:r>
             <m:sSub>
@@ -1644,10 +1400,8 @@
                 <m:r>
                   <m:rPr>
                     <m:sty m:val="p"/>
-                  </m:rPr>
-                  <w:rPr>
-                    <w:rFonts w:ascii="Cambria Math" w:hAnsi="Cambria Math"/>
-                  </w:rPr>
+                    <m:rFonts w:ascii="Cambria Math" w:hAnsi="Cambria Math"/>
+                  </m:rPr>
                   <m:t xml:space="preserve">SKILL</m:t>
                 </m:r>
               </m:e>
@@ -1655,10 +1409,8 @@
                 <m:r>
                   <m:rPr>
                     <m:sty m:val="p"/>
-                  </m:rPr>
-                  <w:rPr>
-                    <w:rFonts w:ascii="Cambria Math" w:hAnsi="Cambria Math"/>
-                  </w:rPr>
+                    <m:rFonts w:ascii="Cambria Math" w:hAnsi="Cambria Math"/>
+                  </m:rPr>
                   <m:t xml:space="preserve">j</m:t>
                 </m:r>
               </m:sub>
@@ -1668,19 +1420,15 @@
         <m:r>
           <m:rPr>
             <m:sty m:val="p"/>
-          </m:rPr>
-          <w:rPr>
-            <w:rFonts w:ascii="Cambria Math" w:hAnsi="Cambria Math"/>
-          </w:rPr>
+            <m:rFonts w:ascii="Cambria Math" w:hAnsi="Cambria Math"/>
+          </m:rPr>
           <m:t xml:space="preserve"> = </m:t>
         </m:r>
         <m:r>
           <m:rPr>
             <m:sty m:val="p"/>
-          </m:rPr>
-          <w:rPr>
-            <w:rFonts w:ascii="Cambria Math" w:hAnsi="Cambria Math"/>
-          </w:rPr>
+            <m:rFonts w:ascii="Cambria Math" w:hAnsi="Cambria Math"/>
+          </m:rPr>
           <m:t xml:space="preserve">cosine_sim</m:t>
         </m:r>
         <m:d>
@@ -1694,10 +1442,8 @@
                 <m:r>
                   <m:rPr>
                     <m:sty m:val="p"/>
-                  </m:rPr>
-                  <w:rPr>
-                    <w:rFonts w:ascii="Cambria Math" w:hAnsi="Cambria Math"/>
-                  </w:rPr>
+                    <m:rFonts w:ascii="Cambria Math" w:hAnsi="Cambria Math"/>
+                  </m:rPr>
                   <m:t xml:space="preserve">h</m:t>
                 </m:r>
               </m:e>
@@ -1705,10 +1451,8 @@
                 <m:r>
                   <m:rPr>
                     <m:sty m:val="p"/>
-                  </m:rPr>
-                  <w:rPr>
-                    <w:rFonts w:ascii="Cambria Math" w:hAnsi="Cambria Math"/>
-                  </w:rPr>
+                    <m:rFonts w:ascii="Cambria Math" w:hAnsi="Cambria Math"/>
+                  </m:rPr>
                   <m:t xml:space="preserve">t</m:t>
                 </m:r>
               </m:sub>
@@ -1716,10 +1460,8 @@
             <m:r>
               <m:rPr>
                 <m:sty m:val="p"/>
-              </m:rPr>
-              <w:rPr>
-                <w:rFonts w:ascii="Cambria Math" w:hAnsi="Cambria Math"/>
-              </w:rPr>
+                <m:rFonts w:ascii="Cambria Math" w:hAnsi="Cambria Math"/>
+              </m:rPr>
               <m:t xml:space="preserve">, </m:t>
             </m:r>
             <m:sSub>
@@ -1727,10 +1469,8 @@
                 <m:r>
                   <m:rPr>
                     <m:sty m:val="p"/>
-                  </m:rPr>
-                  <w:rPr>
-                    <w:rFonts w:ascii="Cambria Math" w:hAnsi="Cambria Math"/>
-                  </w:rPr>
+                    <m:rFonts w:ascii="Cambria Math" w:hAnsi="Cambria Math"/>
+                  </m:rPr>
                   <m:t xml:space="preserve">C</m:t>
                 </m:r>
               </m:e>
@@ -1738,10 +1478,8 @@
                 <m:r>
                   <m:rPr>
                     <m:sty m:val="p"/>
-                  </m:rPr>
-                  <w:rPr>
-                    <w:rFonts w:ascii="Cambria Math" w:hAnsi="Cambria Math"/>
-                  </w:rPr>
+                    <m:rFonts w:ascii="Cambria Math" w:hAnsi="Cambria Math"/>
+                  </m:rPr>
                   <m:t xml:space="preserve">j</m:t>
                 </m:r>
               </m:sub>
@@ -1751,19 +1489,15 @@
         <m:r>
           <m:rPr>
             <m:sty m:val="p"/>
-          </m:rPr>
-          <w:rPr>
-            <w:rFonts w:ascii="Cambria Math" w:hAnsi="Cambria Math"/>
-          </w:rPr>
+            <m:rFonts w:ascii="Cambria Math" w:hAnsi="Cambria Math"/>
+          </m:rPr>
           <m:t xml:space="preserve">·</m:t>
         </m:r>
         <m:r>
           <m:rPr>
             <m:sty m:val="b"/>
-          </m:rPr>
-          <w:rPr>
-            <w:rFonts w:ascii="Cambria Math" w:hAnsi="Cambria Math"/>
-          </w:rPr>
+            <m:rFonts w:ascii="Cambria Math" w:hAnsi="Cambria Math"/>
+          </m:rPr>
           <m:t xml:space="preserve">I</m:t>
         </m:r>
         <m:d>
@@ -1775,10 +1509,8 @@
             <m:r>
               <m:rPr>
                 <m:sty m:val="p"/>
-              </m:rPr>
-              <w:rPr>
-                <w:rFonts w:ascii="Cambria Math" w:hAnsi="Cambria Math"/>
-              </w:rPr>
+                <m:rFonts w:ascii="Cambria Math" w:hAnsi="Cambria Math"/>
+              </m:rPr>
               <m:t xml:space="preserve">‖</m:t>
             </m:r>
             <m:sSub>
@@ -1786,10 +1518,8 @@
                 <m:r>
                   <m:rPr>
                     <m:sty m:val="p"/>
-                  </m:rPr>
-                  <w:rPr>
-                    <w:rFonts w:ascii="Cambria Math" w:hAnsi="Cambria Math"/>
-                  </w:rPr>
+                    <m:rFonts w:ascii="Cambria Math" w:hAnsi="Cambria Math"/>
+                  </m:rPr>
                   <m:t xml:space="preserve">h</m:t>
                 </m:r>
               </m:e>
@@ -1797,10 +1527,8 @@
                 <m:r>
                   <m:rPr>
                     <m:sty m:val="p"/>
-                  </m:rPr>
-                  <w:rPr>
-                    <w:rFonts w:ascii="Cambria Math" w:hAnsi="Cambria Math"/>
-                  </w:rPr>
+                    <m:rFonts w:ascii="Cambria Math" w:hAnsi="Cambria Math"/>
+                  </m:rPr>
                   <m:t xml:space="preserve">t</m:t>
                 </m:r>
               </m:sub>
@@ -1808,10 +1536,8 @@
             <m:r>
               <m:rPr>
                 <m:sty m:val="p"/>
-              </m:rPr>
-              <w:rPr>
-                <w:rFonts w:ascii="Cambria Math" w:hAnsi="Cambria Math"/>
-              </w:rPr>
+                <m:rFonts w:ascii="Cambria Math" w:hAnsi="Cambria Math"/>
+              </m:rPr>
               <m:t xml:space="preserve"> − </m:t>
             </m:r>
             <m:sSub>
@@ -1819,10 +1545,8 @@
                 <m:r>
                   <m:rPr>
                     <m:sty m:val="p"/>
-                  </m:rPr>
-                  <w:rPr>
-                    <w:rFonts w:ascii="Cambria Math" w:hAnsi="Cambria Math"/>
-                  </w:rPr>
+                    <m:rFonts w:ascii="Cambria Math" w:hAnsi="Cambria Math"/>
+                  </m:rPr>
                   <m:t xml:space="preserve">C</m:t>
                 </m:r>
               </m:e>
@@ -1830,10 +1554,8 @@
                 <m:r>
                   <m:rPr>
                     <m:sty m:val="p"/>
-                  </m:rPr>
-                  <w:rPr>
-                    <w:rFonts w:ascii="Cambria Math" w:hAnsi="Cambria Math"/>
-                  </w:rPr>
+                    <m:rFonts w:ascii="Cambria Math" w:hAnsi="Cambria Math"/>
+                  </m:rPr>
                   <m:t xml:space="preserve">j</m:t>
                 </m:r>
               </m:sub>
@@ -1841,19 +1563,15 @@
             <m:r>
               <m:rPr>
                 <m:sty m:val="p"/>
-              </m:rPr>
-              <w:rPr>
-                <w:rFonts w:ascii="Cambria Math" w:hAnsi="Cambria Math"/>
-              </w:rPr>
+                <m:rFonts w:ascii="Cambria Math" w:hAnsi="Cambria Math"/>
+              </m:rPr>
               <m:t xml:space="preserve">‖</m:t>
             </m:r>
             <m:r>
               <m:rPr>
                 <m:sty m:val="p"/>
-              </m:rPr>
-              <w:rPr>
-                <w:rFonts w:ascii="Cambria Math" w:hAnsi="Cambria Math"/>
-              </w:rPr>
+                <m:rFonts w:ascii="Cambria Math" w:hAnsi="Cambria Math"/>
+              </m:rPr>
               <m:t xml:space="preserve"> ≤ </m:t>
             </m:r>
             <m:sSub>
@@ -1861,10 +1579,8 @@
                 <m:r>
                   <m:rPr>
                     <m:sty m:val="p"/>
-                  </m:rPr>
-                  <w:rPr>
-                    <w:rFonts w:ascii="Cambria Math" w:hAnsi="Cambria Math"/>
-                  </w:rPr>
+                    <m:rFonts w:ascii="Cambria Math" w:hAnsi="Cambria Math"/>
+                  </m:rPr>
                   <m:t xml:space="preserve">r</m:t>
                 </m:r>
               </m:e>
@@ -1872,10 +1588,8 @@
                 <m:r>
                   <m:rPr>
                     <m:sty m:val="p"/>
-                  </m:rPr>
-                  <w:rPr>
-                    <w:rFonts w:ascii="Cambria Math" w:hAnsi="Cambria Math"/>
-                  </w:rPr>
+                    <m:rFonts w:ascii="Cambria Math" w:hAnsi="Cambria Math"/>
+                  </m:rPr>
                   <m:t xml:space="preserve">j</m:t>
                 </m:r>
               </m:sub>
@@ -1885,10 +1599,8 @@
         <m:r>
           <m:rPr>
             <m:sty m:val="p"/>
-          </m:rPr>
-          <w:rPr>
-            <w:rFonts w:ascii="Cambria Math" w:hAnsi="Cambria Math"/>
-          </w:rPr>
+            <m:rFonts w:ascii="Cambria Math" w:hAnsi="Cambria Math"/>
+          </m:rPr>
           <m:t xml:space="preserve">·</m:t>
         </m:r>
         <m:sSub>
@@ -1896,10 +1608,8 @@
             <m:r>
               <m:rPr>
                 <m:sty m:val="p"/>
-              </m:rPr>
-              <w:rPr>
-                <w:rFonts w:ascii="Cambria Math" w:hAnsi="Cambria Math"/>
-              </w:rPr>
+                <m:rFonts w:ascii="Cambria Math" w:hAnsi="Cambria Math"/>
+              </m:rPr>
               <m:t xml:space="preserve">S</m:t>
             </m:r>
           </m:e>
@@ -1907,10 +1617,8 @@
             <m:r>
               <m:rPr>
                 <m:sty m:val="p"/>
-              </m:rPr>
-              <w:rPr>
-                <w:rFonts w:ascii="Cambria Math" w:hAnsi="Cambria Math"/>
-              </w:rPr>
+                <m:rFonts w:ascii="Cambria Math" w:hAnsi="Cambria Math"/>
+              </m:rPr>
               <m:t xml:space="preserve">j</m:t>
             </m:r>
           </m:sub>
@@ -1932,7 +1640,6 @@
       <w:r>
         <w:rPr>
           <w:rFonts w:ascii="宋体" w:hAnsi="宋体" w:eastAsia="宋体"/>
-          <w:b w:val="0"/>
         </w:rPr>
         <w:t xml:space="preserve">指示函数 </w:t>
       </w:r>
@@ -1940,10 +1647,8 @@
         <m:r>
           <m:rPr>
             <m:sty m:val="b"/>
-          </m:rPr>
-          <w:rPr>
-            <w:rFonts w:ascii="Cambria Math" w:hAnsi="Cambria Math"/>
-          </w:rPr>
+            <m:rFonts w:ascii="Cambria Math" w:hAnsi="Cambria Math"/>
+          </m:rPr>
           <m:t xml:space="preserve">I</m:t>
         </m:r>
         <m:d>
@@ -1955,10 +1660,8 @@
             <m:r>
               <m:rPr>
                 <m:sty m:val="p"/>
-              </m:rPr>
-              <w:rPr>
-                <w:rFonts w:ascii="Cambria Math" w:hAnsi="Cambria Math"/>
-              </w:rPr>
+                <m:rFonts w:ascii="Cambria Math" w:hAnsi="Cambria Math"/>
+              </m:rPr>
               <m:t xml:space="preserve">条件成立</m:t>
             </m:r>
           </m:e>
@@ -1967,7 +1670,6 @@
       <w:r>
         <w:rPr>
           <w:rFonts w:ascii="宋体" w:hAnsi="宋体" w:eastAsia="宋体"/>
-          <w:b w:val="0"/>
         </w:rPr>
         <w:t xml:space="preserve"> 在条件成立时取 1、否则取 0；hat 记号 </w:t>
       </w:r>
@@ -1980,10 +1682,8 @@
             <m:r>
               <m:rPr>
                 <m:sty m:val="p"/>
-              </m:rPr>
-              <w:rPr>
-                <w:rFonts w:ascii="Cambria Math" w:hAnsi="Cambria Math"/>
-              </w:rPr>
+                <m:rFonts w:ascii="Cambria Math" w:hAnsi="Cambria Math"/>
+              </m:rPr>
               <m:t xml:space="preserve">x</m:t>
             </m:r>
           </m:e>
@@ -1992,7 +1692,6 @@
       <w:r>
         <w:rPr>
           <w:rFonts w:ascii="宋体" w:hAnsi="宋体" w:eastAsia="宋体"/>
-          <w:b w:val="0"/>
         </w:rPr>
         <w:t xml:space="preserve"> 表示预测值。</w:t>
       </w:r>
